--- a/مبانی داده کاوی علیخانی/مبانی داده کاوی علیخانی جزوه دست نویس امیرمحمد خالقی فرید.docx
+++ b/مبانی داده کاوی علیخانی/مبانی داده کاوی علیخانی جزوه دست نویس امیرمحمد خالقی فرید.docx
@@ -1,133 +1,743 @@
 
 <file path=word/document.xml><?xml version="1.0" encoding="utf-8"?>
-<w:document xmlns:wpc="http://schemas.microsoft.com/office/word/2010/wordprocessingCanvas" xmlns:cx="http://schemas.microsoft.com/office/drawing/2014/chartex" xmlns:cx1="http://schemas.microsoft.com/office/drawing/2015/9/8/chartex" xmlns:cx2="http://schemas.microsoft.com/office/drawing/2015/10/21/chartex" xmlns:cx3="http://schemas.microsoft.com/office/drawing/2016/5/9/chartex" xmlns:cx4="http://schemas.microsoft.com/office/drawing/2016/5/10/chartex" xmlns:cx5="http://schemas.microsoft.com/office/drawing/2016/5/11/chartex" xmlns:cx6="http://schemas.microsoft.com/office/drawing/2016/5/12/chartex" xmlns:cx7="http://schemas.microsoft.com/office/drawing/2016/5/13/chartex" xmlns:cx8="http://schemas.microsoft.com/office/drawing/2016/5/14/chartex" xmlns:mc="http://schemas.openxmlformats.org/markup-compatibility/2006" xmlns:aink="http://schemas.microsoft.com/office/drawing/2016/ink" xmlns:am3d="http://schemas.microsoft.com/office/drawing/2017/model3d" xmlns:o="urn:schemas-microsoft-com:office:office" xmlns:oel="http://schemas.microsoft.com/office/2019/extlst" xmlns:r="http://schemas.openxmlformats.org/officeDocument/2006/relationships" xmlns:m="http://schemas.openxmlformats.org/officeDocument/2006/math" xmlns:v="urn:schemas-microsoft-com:vml" xmlns:wp14="http://schemas.microsoft.com/office/word/2010/wordprocessingDrawing" xmlns:wp="http://schemas.openxmlformats.org/drawingml/2006/wordprocessingDrawing" xmlns:w10="urn:schemas-microsoft-com:office:word" xmlns:w="http://schemas.openxmlformats.org/wordprocessingml/2006/main" xmlns:w14="http://schemas.microsoft.com/office/word/2010/wordml" xmlns:w15="http://schemas.microsoft.com/office/word/2012/wordml" xmlns:w16cex="http://schemas.microsoft.com/office/word/2018/wordml/cex" xmlns:w16cid="http://schemas.microsoft.com/office/word/2016/wordml/cid" xmlns:w16="http://schemas.microsoft.com/office/word/2018/wordml" xmlns:w16sdtdh="http://schemas.microsoft.com/office/word/2020/wordml/sdtdatahash" xmlns:w16se="http://schemas.microsoft.com/office/word/2015/wordml/symex" xmlns:wpg="http://schemas.microsoft.com/office/word/2010/wordprocessingGroup" xmlns:wpi="http://schemas.microsoft.com/office/word/2010/wordprocessingInk" xmlns:wne="http://schemas.microsoft.com/office/word/2006/wordml" xmlns:wps="http://schemas.microsoft.com/office/word/2010/wordprocessingShape" mc:Ignorable="w14 w15 w16se w16cid w16 w16cex w16sdtdh wp14">
+<w:document xmlns:wpc="http://schemas.microsoft.com/office/word/2010/wordprocessingCanvas" xmlns:cx="http://schemas.microsoft.com/office/drawing/2014/chartex" xmlns:cx1="http://schemas.microsoft.com/office/drawing/2015/9/8/chartex" xmlns:cx2="http://schemas.microsoft.com/office/drawing/2015/10/21/chartex" xmlns:cx3="http://schemas.microsoft.com/office/drawing/2016/5/9/chartex" xmlns:cx4="http://schemas.microsoft.com/office/drawing/2016/5/10/chartex" xmlns:cx5="http://schemas.microsoft.com/office/drawing/2016/5/11/chartex" xmlns:cx6="http://schemas.microsoft.com/office/drawing/2016/5/12/chartex" xmlns:cx7="http://schemas.microsoft.com/office/drawing/2016/5/13/chartex" xmlns:cx8="http://schemas.microsoft.com/office/drawing/2016/5/14/chartex" xmlns:mc="http://schemas.openxmlformats.org/markup-compatibility/2006" xmlns:aink="http://schemas.microsoft.com/office/drawing/2016/ink" xmlns:am3d="http://schemas.microsoft.com/office/drawing/2017/model3d" xmlns:o="urn:schemas-microsoft-com:office:office" xmlns:oel="http://schemas.microsoft.com/office/2019/extlst" xmlns:r="http://schemas.openxmlformats.org/officeDocument/2006/relationships" xmlns:m="http://schemas.openxmlformats.org/officeDocument/2006/math" xmlns:v="urn:schemas-microsoft-com:vml" xmlns:wp14="http://schemas.microsoft.com/office/word/2010/wordprocessingDrawing" xmlns:wp="http://schemas.openxmlformats.org/drawingml/2006/wordprocessingDrawing" xmlns:w10="urn:schemas-microsoft-com:office:word" xmlns:w="http://schemas.openxmlformats.org/wordprocessingml/2006/main" xmlns:w14="http://schemas.microsoft.com/office/word/2010/wordml" xmlns:w15="http://schemas.microsoft.com/office/word/2012/wordml" xmlns:w16cex="http://schemas.microsoft.com/office/word/2018/wordml/cex" xmlns:w16cid="http://schemas.microsoft.com/office/word/2016/wordml/cid" xmlns:w16="http://schemas.microsoft.com/office/word/2018/wordml" xmlns:w16du="http://schemas.microsoft.com/office/word/2023/wordml/word16du" xmlns:w16sdtdh="http://schemas.microsoft.com/office/word/2020/wordml/sdtdatahash" xmlns:w16sdtfl="http://schemas.microsoft.com/office/word/2024/wordml/sdtformatlock" xmlns:w16se="http://schemas.microsoft.com/office/word/2015/wordml/symex" xmlns:wpg="http://schemas.microsoft.com/office/word/2010/wordprocessingGroup" xmlns:wpi="http://schemas.microsoft.com/office/word/2010/wordprocessingInk" xmlns:wne="http://schemas.microsoft.com/office/word/2006/wordml" xmlns:wps="http://schemas.microsoft.com/office/word/2010/wordprocessingShape" mc:Ignorable="w14 w15 w16se w16cid w16 w16cex w16sdtdh w16sdtfl w16du wp14">
   <w:body>
     <w:p>
       <w:pPr>
         <w:pStyle w:val="Heading1"/>
         <w:jc w:val="center"/>
-        <w:rPr>
-          <w:sz w:val="48"/>
-          <w:szCs w:val="48"/>
-          <w:rtl/>
-          <w:lang w:bidi="fa-IR"/>
-        </w:rPr>
-      </w:pPr>
-      <w:r>
-        <w:rPr>
-          <w:rFonts w:hint="cs"/>
-          <w:sz w:val="48"/>
-          <w:szCs w:val="48"/>
-          <w:rtl/>
-          <w:lang w:bidi="fa-IR"/>
+      </w:pPr>
+      <w:r>
+        <w:rPr>
+          <w:noProof/>
+          <w:lang w:bidi="fa-IR"/>
+        </w:rPr>
+        <w:drawing>
+          <wp:anchor distT="0" distB="0" distL="114300" distR="114300" simplePos="0" relativeHeight="251658240" behindDoc="0" locked="0" layoutInCell="1" allowOverlap="1" wp14:anchorId="18772D54" wp14:editId="020FC80D">
+            <wp:simplePos x="0" y="0"/>
+            <wp:positionH relativeFrom="margin">
+              <wp:align>center</wp:align>
+            </wp:positionH>
+            <wp:positionV relativeFrom="paragraph">
+              <wp:posOffset>2691729</wp:posOffset>
+            </wp:positionV>
+            <wp:extent cx="6722110" cy="2924175"/>
+            <wp:effectExtent l="0" t="0" r="2540" b="9525"/>
+            <wp:wrapTopAndBottom/>
+            <wp:docPr id="1724676371" name="Picture 1"/>
+            <wp:cNvGraphicFramePr>
+              <a:graphicFrameLocks xmlns:a="http://schemas.openxmlformats.org/drawingml/2006/main" noChangeAspect="1"/>
+            </wp:cNvGraphicFramePr>
+            <a:graphic xmlns:a="http://schemas.openxmlformats.org/drawingml/2006/main">
+              <a:graphicData uri="http://schemas.openxmlformats.org/drawingml/2006/picture">
+                <pic:pic xmlns:pic="http://schemas.openxmlformats.org/drawingml/2006/picture">
+                  <pic:nvPicPr>
+                    <pic:cNvPr id="0" name="Picture 1"/>
+                    <pic:cNvPicPr>
+                      <a:picLocks noChangeAspect="1" noChangeArrowheads="1"/>
+                    </pic:cNvPicPr>
+                  </pic:nvPicPr>
+                  <pic:blipFill rotWithShape="1">
+                    <a:blip r:embed="rId5">
+                      <a:extLst>
+                        <a:ext uri="{28A0092B-C50C-407E-A947-70E740481C1C}">
+                          <a14:useLocalDpi xmlns:a14="http://schemas.microsoft.com/office/drawing/2010/main" val="0"/>
+                        </a:ext>
+                      </a:extLst>
+                    </a:blip>
+                    <a:srcRect l="26199" t="29334" r="16802" b="37600"/>
+                    <a:stretch>
+                      <a:fillRect/>
+                    </a:stretch>
+                  </pic:blipFill>
+                  <pic:spPr bwMode="auto">
+                    <a:xfrm>
+                      <a:off x="0" y="0"/>
+                      <a:ext cx="6722110" cy="2924175"/>
+                    </a:xfrm>
+                    <a:prstGeom prst="rect">
+                      <a:avLst/>
+                    </a:prstGeom>
+                    <a:noFill/>
+                    <a:ln>
+                      <a:noFill/>
+                    </a:ln>
+                    <a:extLst>
+                      <a:ext uri="{53640926-AAD7-44D8-BBD7-CCE9431645EC}">
+                        <a14:shadowObscured xmlns:a14="http://schemas.microsoft.com/office/drawing/2010/main"/>
+                      </a:ext>
+                    </a:extLst>
+                  </pic:spPr>
+                </pic:pic>
+              </a:graphicData>
+            </a:graphic>
+            <wp14:sizeRelH relativeFrom="page">
+              <wp14:pctWidth>0</wp14:pctWidth>
+            </wp14:sizeRelH>
+            <wp14:sizeRelV relativeFrom="page">
+              <wp14:pctHeight>0</wp14:pctHeight>
+            </wp14:sizeRelV>
+          </wp:anchor>
+        </w:drawing>
+      </w:r>
+      <w:r>
+        <w:rPr>
+          <w:rFonts w:hint="cs"/>
+          <w:rtl/>
         </w:rPr>
         <w:t xml:space="preserve">مبانی داده کاوی </w:t>
       </w:r>
       <w:r>
         <w:rPr>
           <w:rFonts w:hint="cs"/>
-          <w:sz w:val="48"/>
-          <w:szCs w:val="48"/>
-          <w:rtl/>
-          <w:lang w:bidi="fa-IR"/>
+          <w:rtl/>
         </w:rPr>
         <w:t>علیخانی</w:t>
       </w:r>
       <w:r>
         <w:rPr>
-          <w:sz w:val="48"/>
-          <w:szCs w:val="48"/>
-          <w:rtl/>
-          <w:lang w:bidi="fa-IR"/>
+          <w:rtl/>
         </w:rPr>
         <w:br/>
       </w:r>
       <w:r>
         <w:rPr>
-          <w:rFonts w:hint="cs"/>
-          <w:sz w:val="48"/>
-          <w:szCs w:val="48"/>
-          <w:rtl/>
-          <w:lang w:bidi="fa-IR"/>
-        </w:rPr>
-        <w:t>-</w:t>
-      </w:r>
-      <w:r>
-        <w:rPr>
-          <w:sz w:val="48"/>
-          <w:szCs w:val="48"/>
-          <w:rtl/>
-          <w:lang w:bidi="fa-IR"/>
+          <w:rtl/>
         </w:rPr>
         <w:br/>
       </w:r>
       <w:r>
         <w:rPr>
           <w:rFonts w:hint="cs"/>
-          <w:sz w:val="48"/>
-          <w:szCs w:val="48"/>
-          <w:rtl/>
-          <w:lang w:bidi="fa-IR"/>
+          <w:rtl/>
         </w:rPr>
         <w:t xml:space="preserve">جزوه دست نویس </w:t>
       </w:r>
       <w:r>
         <w:rPr>
           <w:rFonts w:hint="cs"/>
-          <w:sz w:val="48"/>
-          <w:szCs w:val="48"/>
-          <w:rtl/>
-          <w:lang w:bidi="fa-IR"/>
+          <w:rtl/>
         </w:rPr>
         <w:t>امیرمحمد خالقی فرید</w:t>
       </w:r>
     </w:p>
     <w:p>
       <w:pPr>
-        <w:rPr>
-          <w:rtl/>
-          <w:lang w:bidi="fa-IR"/>
-        </w:rPr>
-      </w:pPr>
-    </w:p>
-    <w:p>
-      <w:pPr>
-        <w:rPr>
-          <w:rtl/>
-          <w:lang w:bidi="fa-IR"/>
-        </w:rPr>
-      </w:pPr>
-    </w:p>
-    <w:p>
-      <w:pPr>
-        <w:rPr>
-          <w:rtl/>
-          <w:lang w:bidi="fa-IR"/>
-        </w:rPr>
-      </w:pPr>
-    </w:p>
-    <w:p>
-      <w:pPr>
-        <w:rPr>
-          <w:rtl/>
-          <w:lang w:bidi="fa-IR"/>
-        </w:rPr>
-      </w:pPr>
-    </w:p>
-    <w:p>
-      <w:pPr>
-        <w:pStyle w:val="Heading2"/>
-        <w:rPr>
-          <w:rtl/>
-          <w:lang w:bidi="fa-IR"/>
-        </w:rPr>
-      </w:pPr>
-      <w:r>
-        <w:rPr>
-          <w:rFonts w:hint="cs"/>
-          <w:rtl/>
-          <w:lang w:bidi="fa-IR"/>
-        </w:rPr>
+        <w:pStyle w:val="Heading1"/>
+        <w:rPr>
+          <w:rFonts w:hint="cs"/>
+          <w:rtl/>
+          <w:lang w:bidi="fa-IR"/>
+        </w:rPr>
+      </w:pPr>
+      <w:r>
+        <w:rPr>
+          <w:rFonts w:hint="cs"/>
+          <w:rtl/>
+          <w:lang w:bidi="fa-IR"/>
+        </w:rPr>
+        <w:t>اپراتور ها</w:t>
+      </w:r>
+    </w:p>
+    <w:p>
+      <w:pPr>
+        <w:pStyle w:val="Heading3"/>
+        <w:rPr>
+          <w:rtl/>
+          <w:lang w:bidi="fa-IR"/>
+        </w:rPr>
+      </w:pPr>
+      <w:r>
+        <w:rPr>
+          <w:lang w:bidi="fa-IR"/>
+        </w:rPr>
+        <w:t>Select Attribute</w:t>
+      </w:r>
+    </w:p>
+    <w:p>
+      <w:pPr>
+        <w:rPr>
+          <w:rFonts w:cs="Arial"/>
+          <w:b/>
+          <w:bCs/>
+          <w:rtl/>
+          <w:lang w:bidi="fa-IR"/>
+        </w:rPr>
+      </w:pPr>
+      <w:r>
+        <w:rPr>
+          <w:rFonts w:cs="Arial" w:hint="cs"/>
+          <w:b/>
+          <w:bCs/>
+          <w:rtl/>
+          <w:lang w:bidi="fa-IR"/>
+        </w:rPr>
+        <w:t xml:space="preserve">این اپراتور برای فیلتر کردن ستون ها استفاده میشود. از ویژگی های خاص آن این است که از دیتا ستی که به آن داده میشود فقط و فقط </w:t>
+      </w:r>
+      <w:r>
+        <w:rPr>
+          <w:rFonts w:cs="Arial" w:hint="cs"/>
+          <w:b/>
+          <w:bCs/>
+          <w:rtl/>
+          <w:lang w:bidi="fa-IR"/>
+        </w:rPr>
+        <w:t>ستون</w:t>
+      </w:r>
+      <w:r>
+        <w:rPr>
+          <w:rFonts w:cs="Arial" w:hint="cs"/>
+          <w:b/>
+          <w:bCs/>
+          <w:rtl/>
+          <w:lang w:bidi="fa-IR"/>
+        </w:rPr>
+        <w:t xml:space="preserve"> هایی که به عنوان ورودی اپراتور </w:t>
+      </w:r>
+      <w:r>
+        <w:rPr>
+          <w:rFonts w:cs="Arial" w:hint="cs"/>
+          <w:b/>
+          <w:bCs/>
+          <w:rtl/>
+          <w:lang w:bidi="fa-IR"/>
+        </w:rPr>
+        <w:t>تعریف</w:t>
+      </w:r>
+      <w:r>
+        <w:rPr>
+          <w:rFonts w:cs="Arial" w:hint="cs"/>
+          <w:b/>
+          <w:bCs/>
+          <w:rtl/>
+          <w:lang w:bidi="fa-IR"/>
+        </w:rPr>
+        <w:t xml:space="preserve"> میشوند در خروجی حضور پیدا میکنند( بقیه ستون ها </w:t>
+      </w:r>
+      <w:r>
+        <w:rPr>
+          <w:rFonts w:cs="Arial" w:hint="cs"/>
+          <w:b/>
+          <w:bCs/>
+          <w:rtl/>
+          <w:lang w:bidi="fa-IR"/>
+        </w:rPr>
+        <w:t xml:space="preserve"> اصلا </w:t>
+      </w:r>
+      <w:r>
+        <w:rPr>
+          <w:rFonts w:cs="Arial" w:hint="cs"/>
+          <w:b/>
+          <w:bCs/>
+          <w:rtl/>
+          <w:lang w:bidi="fa-IR"/>
+        </w:rPr>
+        <w:t>رد نمیشوند)</w:t>
+      </w:r>
+      <w:r>
+        <w:rPr>
+          <w:rFonts w:cs="Arial" w:hint="cs"/>
+          <w:b/>
+          <w:bCs/>
+          <w:rtl/>
+          <w:lang w:bidi="fa-IR"/>
+        </w:rPr>
+        <w:t>.</w:t>
+      </w:r>
+      <w:r>
+        <w:rPr>
+          <w:rFonts w:cs="Arial" w:hint="cs"/>
+          <w:b/>
+          <w:bCs/>
+          <w:rtl/>
+          <w:lang w:bidi="fa-IR"/>
+        </w:rPr>
+        <w:t xml:space="preserve"> یعنی فقط </w:t>
+      </w:r>
+      <w:r>
+        <w:rPr>
+          <w:rFonts w:cs="Arial" w:hint="cs"/>
+          <w:b/>
+          <w:bCs/>
+          <w:rtl/>
+          <w:lang w:bidi="fa-IR"/>
+        </w:rPr>
+        <w:t xml:space="preserve"> هما</w:t>
+      </w:r>
+      <w:r>
+        <w:rPr>
+          <w:rFonts w:cs="Arial" w:hint="cs"/>
+          <w:b/>
+          <w:bCs/>
+          <w:rtl/>
+          <w:lang w:bidi="fa-IR"/>
+        </w:rPr>
+        <w:t>ورودی اش را رد میکند.</w:t>
+      </w:r>
+      <w:r>
+        <w:rPr>
+          <w:rFonts w:cs="Arial"/>
+          <w:b/>
+          <w:bCs/>
+          <w:rtl/>
+          <w:lang w:bidi="fa-IR"/>
+        </w:rPr>
+        <w:br w:type="page"/>
+      </w:r>
+    </w:p>
+    <w:p>
+      <w:pPr>
+        <w:rPr>
+          <w:rFonts w:cs="Arial"/>
+          <w:b/>
+          <w:bCs/>
+          <w:rtl/>
+          <w:lang w:bidi="fa-IR"/>
+        </w:rPr>
+      </w:pPr>
+      <w:r>
+        <w:rPr>
+          <w:rFonts w:cs="Arial" w:hint="cs"/>
+          <w:b/>
+          <w:bCs/>
+          <w:rtl/>
+          <w:lang w:bidi="fa-IR"/>
+        </w:rPr>
+        <w:lastRenderedPageBreak/>
+        <w:t>نکته</w:t>
+      </w:r>
+      <w:r>
+        <w:rPr>
+          <w:rFonts w:cs="Arial" w:hint="cs"/>
+          <w:b/>
+          <w:bCs/>
+          <w:rtl/>
+          <w:lang w:bidi="fa-IR"/>
+        </w:rPr>
+        <w:t xml:space="preserve"> خیلی مهم:</w:t>
+      </w:r>
+    </w:p>
+    <w:p>
+      <w:pPr>
+        <w:rPr>
+          <w:rFonts w:cs="Arial"/>
+          <w:b/>
+          <w:bCs/>
+          <w:rtl/>
+          <w:lang w:bidi="fa-IR"/>
+        </w:rPr>
+      </w:pPr>
+      <w:r>
+        <w:rPr>
+          <w:rFonts w:cs="Arial" w:hint="cs"/>
+          <w:b/>
+          <w:bCs/>
+          <w:rtl/>
+          <w:lang w:bidi="fa-IR"/>
+        </w:rPr>
+        <w:t>دیتا ستی که به یک اپراتور داده میشود =!  ورودی اپراتور</w:t>
+      </w:r>
+    </w:p>
+    <w:p>
+      <w:pPr>
+        <w:rPr>
+          <w:rFonts w:cs="Arial" w:hint="cs"/>
+          <w:b/>
+          <w:bCs/>
+          <w:rtl/>
+          <w:lang w:bidi="fa-IR"/>
+        </w:rPr>
+      </w:pPr>
+      <w:r>
+        <w:rPr>
+          <w:rFonts w:cs="Arial" w:hint="cs"/>
+          <w:b/>
+          <w:bCs/>
+          <w:rtl/>
+          <w:lang w:bidi="fa-IR"/>
+        </w:rPr>
+        <w:t>(دیتا ستی که به یک اپراتور داده میشود لزوما دیتا ست ورودی آن نیست ، بلکه صرفا به عنوان یک مرجع به آن اپراتور داده میشود تا اپراتو</w:t>
+      </w:r>
+      <w:r>
+        <w:rPr>
+          <w:rFonts w:cs="Arial" w:hint="cs"/>
+          <w:b/>
+          <w:bCs/>
+          <w:rtl/>
+          <w:lang w:bidi="fa-IR"/>
+        </w:rPr>
+        <w:t>ر</w:t>
+      </w:r>
+      <w:r>
+        <w:rPr>
+          <w:rFonts w:cs="Arial" w:hint="cs"/>
+          <w:b/>
+          <w:bCs/>
+          <w:rtl/>
+          <w:lang w:bidi="fa-IR"/>
+        </w:rPr>
+        <w:t xml:space="preserve"> با توجه به</w:t>
+      </w:r>
+      <w:r>
+        <w:rPr>
+          <w:rFonts w:cs="Arial" w:hint="cs"/>
+          <w:b/>
+          <w:bCs/>
+          <w:rtl/>
+          <w:lang w:bidi="fa-IR"/>
+        </w:rPr>
+        <w:t xml:space="preserve"> بخش</w:t>
+      </w:r>
+      <w:r>
+        <w:rPr>
+          <w:rFonts w:cs="Arial" w:hint="cs"/>
+          <w:b/>
+          <w:bCs/>
+          <w:rtl/>
+          <w:lang w:bidi="fa-IR"/>
+        </w:rPr>
+        <w:t xml:space="preserve"> </w:t>
+      </w:r>
+      <w:r>
+        <w:rPr>
+          <w:rFonts w:cs="Arial"/>
+          <w:b/>
+          <w:bCs/>
+          <w:lang w:bidi="fa-IR"/>
+        </w:rPr>
+        <w:t>attribute filter type</w:t>
+      </w:r>
+      <w:r>
+        <w:rPr>
+          <w:rFonts w:cs="Arial" w:hint="cs"/>
+          <w:b/>
+          <w:bCs/>
+          <w:rtl/>
+          <w:lang w:bidi="fa-IR"/>
+        </w:rPr>
+        <w:t xml:space="preserve"> خود</w:t>
+      </w:r>
+      <w:r>
+        <w:rPr>
+          <w:rFonts w:cs="Arial" w:hint="cs"/>
+          <w:b/>
+          <w:bCs/>
+          <w:rtl/>
+          <w:lang w:bidi="fa-IR"/>
+        </w:rPr>
+        <w:t xml:space="preserve"> بخشی از آنرا به عنوان ورودی استفاده و با توجه به نوعش با بقیه آن مدارا کند)</w:t>
+      </w:r>
+    </w:p>
+    <w:p>
+      <w:pPr>
+        <w:pStyle w:val="Heading3"/>
+        <w:rPr>
+          <w:rtl/>
+          <w:lang w:bidi="fa-IR"/>
+        </w:rPr>
+      </w:pPr>
+      <w:r>
+        <w:rPr>
+          <w:lang w:bidi="fa-IR"/>
+        </w:rPr>
+        <w:t>Replace Missing Values</w:t>
+      </w:r>
+    </w:p>
+    <w:p>
+      <w:pPr>
+        <w:rPr>
+          <w:rFonts w:cs="Arial" w:hint="cs"/>
+          <w:b/>
+          <w:bCs/>
+          <w:rtl/>
+          <w:lang w:bidi="fa-IR"/>
+        </w:rPr>
+      </w:pPr>
+      <w:r>
+        <w:rPr>
+          <w:rFonts w:cs="Arial" w:hint="cs"/>
+          <w:b/>
+          <w:bCs/>
+          <w:rtl/>
+          <w:lang w:bidi="fa-IR"/>
+        </w:rPr>
+        <w:t>این اپراتور</w:t>
+      </w:r>
+      <w:r>
+        <w:rPr>
+          <w:rFonts w:cs="Arial" w:hint="cs"/>
+          <w:b/>
+          <w:bCs/>
+          <w:rtl/>
+          <w:lang w:bidi="fa-IR"/>
+        </w:rPr>
+        <w:t xml:space="preserve"> خانه های مقدار دار بخش ورودی خود را رد میکند(درخروجی به همان شکلی که بودند میاورد) اما آنهایی که خانه های خالی یا</w:t>
+      </w:r>
+      <w:r>
+        <w:rPr>
+          <w:rFonts w:cs="Arial" w:hint="cs"/>
+          <w:b/>
+          <w:bCs/>
+          <w:rtl/>
+          <w:lang w:bidi="fa-IR"/>
+        </w:rPr>
+        <w:t xml:space="preserve"> </w:t>
+      </w:r>
+      <w:r>
+        <w:rPr>
+          <w:rFonts w:cs="Arial"/>
+          <w:b/>
+          <w:bCs/>
+          <w:lang w:bidi="fa-IR"/>
+        </w:rPr>
+        <w:t>Missing Value</w:t>
+      </w:r>
+      <w:r>
+        <w:rPr>
+          <w:rFonts w:cs="Arial" w:hint="cs"/>
+          <w:b/>
+          <w:bCs/>
+          <w:rtl/>
+          <w:lang w:bidi="fa-IR"/>
+        </w:rPr>
+        <w:t xml:space="preserve"> </w:t>
+      </w:r>
+      <w:r>
+        <w:rPr>
+          <w:rFonts w:cs="Arial" w:hint="cs"/>
+          <w:b/>
+          <w:bCs/>
+          <w:rtl/>
+          <w:lang w:bidi="fa-IR"/>
+        </w:rPr>
+        <w:t>هستند را</w:t>
+      </w:r>
+      <w:r>
+        <w:rPr>
+          <w:rFonts w:cs="Arial" w:hint="cs"/>
+          <w:b/>
+          <w:bCs/>
+          <w:rtl/>
+          <w:lang w:bidi="fa-IR"/>
+        </w:rPr>
+        <w:t xml:space="preserve"> با مقدار بخش </w:t>
+      </w:r>
+      <w:r>
+        <w:rPr>
+          <w:rFonts w:cs="Arial"/>
+          <w:b/>
+          <w:bCs/>
+          <w:lang w:bidi="fa-IR"/>
+        </w:rPr>
+        <w:t>default</w:t>
+      </w:r>
+      <w:r>
+        <w:rPr>
+          <w:rFonts w:cs="Arial" w:hint="cs"/>
+          <w:b/>
+          <w:bCs/>
+          <w:rtl/>
+          <w:lang w:bidi="fa-IR"/>
+        </w:rPr>
+        <w:t xml:space="preserve"> جایگزین میکند</w:t>
+      </w:r>
+      <w:r>
+        <w:rPr>
+          <w:rFonts w:cs="Arial" w:hint="cs"/>
+          <w:b/>
+          <w:bCs/>
+          <w:rtl/>
+          <w:lang w:bidi="fa-IR"/>
+        </w:rPr>
+        <w:t xml:space="preserve"> </w:t>
+      </w:r>
+    </w:p>
+    <w:p>
+      <w:pPr>
+        <w:pStyle w:val="Heading3"/>
+        <w:rPr>
+          <w:rtl/>
+          <w:lang w:bidi="fa-IR"/>
+        </w:rPr>
+      </w:pPr>
+      <w:r>
+        <w:rPr>
+          <w:lang w:bidi="fa-IR"/>
+        </w:rPr>
+        <w:t>Filter Examples</w:t>
+      </w:r>
+    </w:p>
+    <w:p>
+      <w:pPr>
+        <w:rPr>
+          <w:rFonts w:cs="Arial"/>
+          <w:b/>
+          <w:bCs/>
+          <w:lang w:bidi="fa-IR"/>
+        </w:rPr>
+      </w:pPr>
+      <w:r>
+        <w:rPr>
+          <w:rFonts w:cs="Arial" w:hint="cs"/>
+          <w:b/>
+          <w:bCs/>
+          <w:rtl/>
+          <w:lang w:bidi="fa-IR"/>
+        </w:rPr>
+        <w:t>این اپراتور</w:t>
+      </w:r>
+      <w:r>
+        <w:rPr>
+          <w:rFonts w:cs="Arial" w:hint="cs"/>
+          <w:b/>
+          <w:bCs/>
+          <w:rtl/>
+          <w:lang w:bidi="fa-IR"/>
+        </w:rPr>
+        <w:t xml:space="preserve"> کل دیتا ست داده شده به خود را همواره</w:t>
+      </w:r>
+      <w:r>
+        <w:rPr>
+          <w:rFonts w:cs="Arial" w:hint="cs"/>
+          <w:b/>
+          <w:bCs/>
+          <w:rtl/>
+          <w:lang w:bidi="fa-IR"/>
+        </w:rPr>
+        <w:t xml:space="preserve"> به طور کامل به عنوان</w:t>
+      </w:r>
+      <w:r>
+        <w:rPr>
+          <w:rFonts w:cs="Arial" w:hint="cs"/>
+          <w:b/>
+          <w:bCs/>
+          <w:rtl/>
+          <w:lang w:bidi="fa-IR"/>
+        </w:rPr>
+        <w:t xml:space="preserve"> ورودی در نظر میگیرد و با توجه به شرط هایی که در</w:t>
+      </w:r>
+      <w:r>
+        <w:rPr>
+          <w:rFonts w:cs="Arial"/>
+          <w:b/>
+          <w:bCs/>
+          <w:lang w:bidi="fa-IR"/>
+        </w:rPr>
+        <w:t xml:space="preserve"> filters</w:t>
+      </w:r>
+      <w:r>
+        <w:rPr>
+          <w:rFonts w:cs="Arial" w:hint="cs"/>
+          <w:b/>
+          <w:bCs/>
+          <w:rtl/>
+          <w:lang w:bidi="fa-IR"/>
+        </w:rPr>
+        <w:t xml:space="preserve"> برای آن تعریف میشود فقط </w:t>
+      </w:r>
+      <w:r>
+        <w:rPr>
+          <w:rFonts w:cs="Arial" w:hint="cs"/>
+          <w:b/>
+          <w:bCs/>
+          <w:rtl/>
+          <w:lang w:bidi="fa-IR"/>
+        </w:rPr>
+        <w:t>ردیف هایی که شروط مورد نظر را دارا هستند را در خروجی میدهد.</w:t>
+      </w:r>
+    </w:p>
+    <w:p>
+      <w:pPr>
+        <w:rPr>
+          <w:rFonts w:cs="Arial"/>
+          <w:b/>
+          <w:bCs/>
+          <w:lang w:bidi="fa-IR"/>
+        </w:rPr>
+      </w:pPr>
+    </w:p>
+    <w:p>
+      <w:pPr>
+        <w:pStyle w:val="Heading3"/>
+        <w:rPr>
+          <w:rtl/>
+          <w:lang w:bidi="fa-IR"/>
+        </w:rPr>
+      </w:pPr>
+      <w:r>
+        <w:rPr>
+          <w:lang w:bidi="fa-IR"/>
+        </w:rPr>
+        <w:t>Set Role</w:t>
+      </w:r>
+    </w:p>
+    <w:p>
+      <w:pPr>
+        <w:rPr>
+          <w:rFonts w:cs="Arial"/>
+          <w:b/>
+          <w:bCs/>
+          <w:rtl/>
+          <w:lang w:bidi="fa-IR"/>
+        </w:rPr>
+      </w:pPr>
+      <w:r>
+        <w:rPr>
+          <w:rFonts w:cs="Arial" w:hint="cs"/>
+          <w:b/>
+          <w:bCs/>
+          <w:rtl/>
+          <w:lang w:bidi="fa-IR"/>
+        </w:rPr>
+        <w:t>به ما امکان توصیف یک نقش برای هر یک از ستون های دیتاستی که به آن داده شده میدهد. تا برای مراحل بعدی آن نقش مورد استفاده قرار گیرد .(ما از آن برای تعریف لیبل استفاده کردیم)</w:t>
+      </w:r>
+    </w:p>
+    <w:p>
+      <w:pPr>
+        <w:spacing w:line="278" w:lineRule="auto"/>
+        <w:rPr>
+          <w:rFonts w:cs="Arial"/>
+          <w:b/>
+          <w:bCs/>
+          <w:lang w:bidi="fa-IR"/>
+        </w:rPr>
+      </w:pPr>
+    </w:p>
+    <w:p>
+      <w:pPr>
+        <w:rPr>
+          <w:rFonts w:cs="Arial"/>
+          <w:b/>
+          <w:bCs/>
+          <w:rtl/>
+          <w:lang w:bidi="fa-IR"/>
+        </w:rPr>
+      </w:pPr>
+    </w:p>
+    <w:p>
+      <w:pPr>
+        <w:rPr>
+          <w:rFonts w:hint="cs"/>
+          <w:rtl/>
+          <w:lang w:bidi="fa-IR"/>
+        </w:rPr>
+      </w:pPr>
+    </w:p>
+    <w:p>
+      <w:pPr>
+        <w:pStyle w:val="Heading3"/>
+        <w:rPr>
+          <w:rtl/>
+          <w:lang w:bidi="fa-IR"/>
+        </w:rPr>
+      </w:pPr>
+      <w:r>
+        <w:rPr>
+          <w:rFonts w:hint="cs"/>
+          <w:rtl/>
+          <w:lang w:bidi="fa-IR"/>
+        </w:rPr>
+        <w:lastRenderedPageBreak/>
         <w:t>درخت تصمیم گیری</w:t>
       </w:r>
       <w:r>
@@ -829,6 +1439,7 @@
           <w:rtl/>
           <w:lang w:bidi="fa-IR"/>
         </w:rPr>
+        <w:lastRenderedPageBreak/>
         <w:t xml:space="preserve">بر اساس معیار سابقه ورزش </w:t>
       </w:r>
       <w:r>
@@ -1010,6 +1621,247 @@
     </w:p>
     <w:p>
       <w:pPr>
+        <w:pStyle w:val="Heading3"/>
+        <w:rPr>
+          <w:rtl/>
+          <w:lang w:bidi="fa-IR"/>
+        </w:rPr>
+      </w:pPr>
+      <w:r>
+        <w:rPr>
+          <w:lang w:bidi="fa-IR"/>
+        </w:rPr>
+        <w:t>Information Gain</w:t>
+      </w:r>
+    </w:p>
+    <w:p>
+      <w:pPr>
+        <w:rPr>
+          <w:rFonts w:cs="Arial"/>
+          <w:rtl/>
+          <w:lang w:bidi="fa-IR"/>
+        </w:rPr>
+      </w:pPr>
+      <w:r>
+        <w:rPr>
+          <w:rFonts w:hint="cs"/>
+          <w:rtl/>
+          <w:lang w:bidi="fa-IR"/>
+        </w:rPr>
+        <w:t xml:space="preserve">یه معیار ساده که فقط میاد چک میکنه ببینه </w:t>
+      </w:r>
+      <w:r>
+        <w:rPr>
+          <w:rFonts w:hint="cs"/>
+          <w:rtl/>
+          <w:lang w:bidi="fa-IR"/>
+        </w:rPr>
+        <w:t xml:space="preserve">مقادیر </w:t>
+      </w:r>
+      <w:r>
+        <w:rPr>
+          <w:rFonts w:hint="cs"/>
+          <w:rtl/>
+          <w:lang w:bidi="fa-IR"/>
+        </w:rPr>
+        <w:t>ویژگی اگر بر اساسش شرط نوشته بشه چقد یکنواخت میشه مقادیر لیبل هاش</w:t>
+      </w:r>
+      <w:r>
+        <w:rPr>
+          <w:rFonts w:hint="cs"/>
+          <w:rtl/>
+          <w:lang w:bidi="fa-IR"/>
+        </w:rPr>
+        <w:t>ون بر اساس اون شرط</w:t>
+      </w:r>
+      <w:r>
+        <w:rPr>
+          <w:rFonts w:hint="cs"/>
+          <w:rtl/>
+          <w:lang w:bidi="fa-IR"/>
+        </w:rPr>
+        <w:t xml:space="preserve">. </w:t>
+      </w:r>
+      <w:r>
+        <w:rPr>
+          <w:rFonts w:cs="Arial" w:hint="cs"/>
+          <w:rtl/>
+          <w:lang w:bidi="fa-IR"/>
+        </w:rPr>
+        <w:t>به کلام ساده  در این متد اول میاد میزان تصادفی بودن داده ها رو قبل از دسته بندی بر اساس لیبل توسط درخت تصمیم گیری میبینه</w:t>
+      </w:r>
+      <w:r>
+        <w:rPr>
+          <w:rFonts w:cs="Arial" w:hint="cs"/>
+          <w:rtl/>
+          <w:lang w:bidi="fa-IR"/>
+        </w:rPr>
+        <w:t xml:space="preserve"> اگه گزینه های توی گروه رنج مقدار لیبلشون نزدیک تر یا دقیقا یک مقدار شده باشه، </w:t>
+      </w:r>
+      <w:r>
+        <w:rPr>
+          <w:rFonts w:cs="Arial"/>
+          <w:lang w:bidi="fa-IR"/>
+        </w:rPr>
+        <w:t>IG</w:t>
+      </w:r>
+      <w:r>
+        <w:rPr>
+          <w:rFonts w:cs="Arial" w:hint="cs"/>
+          <w:rtl/>
+          <w:lang w:bidi="fa-IR"/>
+        </w:rPr>
+        <w:t xml:space="preserve"> بالا میره.</w:t>
+      </w:r>
+    </w:p>
+    <w:p>
+      <w:pPr>
+        <w:rPr>
+          <w:rFonts w:cs="Arial"/>
+          <w:rtl/>
+          <w:lang w:bidi="fa-IR"/>
+        </w:rPr>
+      </w:pPr>
+    </w:p>
+    <w:p>
+      <w:pPr>
+        <w:pStyle w:val="Heading3"/>
+        <w:rPr>
+          <w:rtl/>
+          <w:lang w:bidi="fa-IR"/>
+        </w:rPr>
+      </w:pPr>
+      <w:r>
+        <w:rPr>
+          <w:lang w:bidi="fa-IR"/>
+        </w:rPr>
+        <w:t>Rule Induction</w:t>
+      </w:r>
+    </w:p>
+    <w:p>
+      <w:pPr>
+        <w:rPr>
+          <w:rFonts w:cs="Arial" w:hint="cs"/>
+          <w:rtl/>
+          <w:lang w:bidi="fa-IR"/>
+        </w:rPr>
+      </w:pPr>
+      <w:r>
+        <w:rPr>
+          <w:rFonts w:cs="Arial" w:hint="cs"/>
+          <w:rtl/>
+          <w:lang w:bidi="fa-IR"/>
+        </w:rPr>
+        <w:t xml:space="preserve">با استفاده از نتایج </w:t>
+      </w:r>
+      <w:r>
+        <w:rPr>
+          <w:rFonts w:cs="Arial"/>
+          <w:lang w:bidi="fa-IR"/>
+        </w:rPr>
+        <w:t>Decision Tree</w:t>
+      </w:r>
+      <w:r>
+        <w:rPr>
+          <w:rFonts w:cs="Arial" w:hint="cs"/>
+          <w:rtl/>
+          <w:lang w:bidi="fa-IR"/>
+        </w:rPr>
+        <w:t xml:space="preserve"> دست به تعریف شروط برای گروه بندی های </w:t>
+      </w:r>
+      <w:r>
+        <w:rPr>
+          <w:rFonts w:cs="Arial" w:hint="cs"/>
+          <w:rtl/>
+          <w:lang w:bidi="fa-IR"/>
+        </w:rPr>
+        <w:t>نسبتا قابل اتکا و صادق درمورد دیتا ست میزند.</w:t>
+      </w:r>
+    </w:p>
+    <w:p>
+      <w:pPr>
+        <w:rPr>
+          <w:rFonts w:cs="Arial"/>
+          <w:rtl/>
+          <w:lang w:bidi="fa-IR"/>
+        </w:rPr>
+      </w:pPr>
+    </w:p>
+    <w:p>
+      <w:pPr>
+        <w:rPr>
+          <w:rFonts w:cs="Arial"/>
+          <w:rtl/>
+          <w:lang w:bidi="fa-IR"/>
+        </w:rPr>
+      </w:pPr>
+    </w:p>
+    <w:p>
+      <w:pPr>
+        <w:pStyle w:val="Heading3"/>
+        <w:rPr>
+          <w:rtl/>
+          <w:lang w:bidi="fa-IR"/>
+        </w:rPr>
+      </w:pPr>
+      <w:r>
+        <w:rPr>
+          <w:lang w:bidi="fa-IR"/>
+        </w:rPr>
+        <w:t>Naïve Bayes</w:t>
+      </w:r>
+    </w:p>
+    <w:p>
+      <w:pPr>
+        <w:rPr>
+          <w:rFonts w:cs="Arial"/>
+          <w:rtl/>
+          <w:lang w:bidi="fa-IR"/>
+        </w:rPr>
+      </w:pPr>
+      <w:r>
+        <w:rPr>
+          <w:rFonts w:cs="Arial" w:hint="cs"/>
+          <w:rtl/>
+          <w:lang w:bidi="fa-IR"/>
+        </w:rPr>
+        <w:t xml:space="preserve">با شمارش </w:t>
+      </w:r>
+      <w:r>
+        <w:rPr>
+          <w:rFonts w:cs="Arial" w:hint="cs"/>
+          <w:rtl/>
+          <w:lang w:bidi="fa-IR"/>
+        </w:rPr>
+        <w:t xml:space="preserve">تعداد و میزان حضور یک سری ویژگی ها  ویژگی محتمل برای تکرار در آینده را میابد. </w:t>
+      </w:r>
+    </w:p>
+    <w:p>
+      <w:pPr>
+        <w:rPr>
+          <w:rFonts w:cs="Arial"/>
+          <w:lang w:bidi="fa-IR"/>
+        </w:rPr>
+      </w:pPr>
+    </w:p>
+    <w:p>
+      <w:pPr>
+        <w:rPr>
+          <w:rFonts w:cs="Arial"/>
+          <w:lang w:bidi="fa-IR"/>
+        </w:rPr>
+      </w:pPr>
+      <w:r>
+        <w:rPr>
+          <w:rFonts w:cs="Arial"/>
+          <w:rtl/>
+          <w:lang w:bidi="fa-IR"/>
+        </w:rPr>
+        <w:br w:type="page"/>
+      </w:r>
+    </w:p>
+    <w:p>
+      <w:pPr>
         <w:pStyle w:val="Heading2"/>
         <w:rPr>
           <w:rtl/>
@@ -1020,109 +1872,7 @@
         <w:rPr>
           <w:lang w:bidi="fa-IR"/>
         </w:rPr>
-        <w:t>Information Gain</w:t>
-      </w:r>
-    </w:p>
-    <w:p>
-      <w:pPr>
-        <w:rPr>
-          <w:rFonts w:cs="Arial"/>
-          <w:rtl/>
-          <w:lang w:bidi="fa-IR"/>
-        </w:rPr>
-      </w:pPr>
-      <w:r>
-        <w:rPr>
-          <w:rFonts w:hint="cs"/>
-          <w:rtl/>
-          <w:lang w:bidi="fa-IR"/>
-        </w:rPr>
-        <w:t xml:space="preserve">یه معیار ساده که فقط میاد چک میکنه ببینه </w:t>
-      </w:r>
-      <w:r>
-        <w:rPr>
-          <w:rFonts w:hint="cs"/>
-          <w:rtl/>
-          <w:lang w:bidi="fa-IR"/>
-        </w:rPr>
-        <w:t xml:space="preserve">مقادیر </w:t>
-      </w:r>
-      <w:r>
-        <w:rPr>
-          <w:rFonts w:hint="cs"/>
-          <w:rtl/>
-          <w:lang w:bidi="fa-IR"/>
-        </w:rPr>
-        <w:t>ویژگی اگر بر اساسش شرط نوشته بشه چقد یکنواخت میشه مقادیر لیبل هاش</w:t>
-      </w:r>
-      <w:r>
-        <w:rPr>
-          <w:rFonts w:hint="cs"/>
-          <w:rtl/>
-          <w:lang w:bidi="fa-IR"/>
-        </w:rPr>
-        <w:t>ون بر اساس اون شرط</w:t>
-      </w:r>
-      <w:r>
-        <w:rPr>
-          <w:rFonts w:hint="cs"/>
-          <w:rtl/>
-          <w:lang w:bidi="fa-IR"/>
-        </w:rPr>
-        <w:t xml:space="preserve">. </w:t>
-      </w:r>
-      <w:r>
-        <w:rPr>
-          <w:rFonts w:cs="Arial" w:hint="cs"/>
-          <w:rtl/>
-          <w:lang w:bidi="fa-IR"/>
-        </w:rPr>
-        <w:t>به کلام ساده  در این متد اول میاد میزان تصادفی بودن داده ها رو قبل از دسته بندی بر اساس لیبل توسط درخت تصمیم گیری میبینه</w:t>
-      </w:r>
-      <w:r>
-        <w:rPr>
-          <w:rFonts w:cs="Arial" w:hint="cs"/>
-          <w:rtl/>
-          <w:lang w:bidi="fa-IR"/>
-        </w:rPr>
-        <w:t xml:space="preserve"> اگه گزینه های توی گروه رنج مقدار لیبلشون نزدیک تر یا دقیقا یک مقدار شده باشه، </w:t>
-      </w:r>
-      <w:r>
-        <w:rPr>
-          <w:rFonts w:cs="Arial"/>
-          <w:lang w:bidi="fa-IR"/>
-        </w:rPr>
-        <w:t>IG</w:t>
-      </w:r>
-      <w:r>
-        <w:rPr>
-          <w:rFonts w:cs="Arial" w:hint="cs"/>
-          <w:rtl/>
-          <w:lang w:bidi="fa-IR"/>
-        </w:rPr>
-        <w:t xml:space="preserve"> بالا میره.</w:t>
-      </w:r>
-    </w:p>
-    <w:p>
-      <w:pPr>
-        <w:rPr>
-          <w:rtl/>
-          <w:lang w:bidi="fa-IR"/>
-        </w:rPr>
-      </w:pPr>
-    </w:p>
-    <w:p>
-      <w:pPr>
-        <w:pStyle w:val="Heading2"/>
-        <w:rPr>
-          <w:rtl/>
-          <w:lang w:bidi="fa-IR"/>
-        </w:rPr>
-      </w:pPr>
-      <w:r>
-        <w:rPr>
-          <w:lang w:bidi="fa-IR"/>
-        </w:rPr>
+        <w:lastRenderedPageBreak/>
         <w:t>Gain_ratio</w:t>
       </w:r>
     </w:p>
@@ -1272,7 +2022,7 @@
 </file>
 
 <file path=word/numbering.xml><?xml version="1.0" encoding="utf-8"?>
-<w:numbering xmlns:wpc="http://schemas.microsoft.com/office/word/2010/wordprocessingCanvas" xmlns:cx="http://schemas.microsoft.com/office/drawing/2014/chartex" xmlns:cx1="http://schemas.microsoft.com/office/drawing/2015/9/8/chartex" xmlns:cx2="http://schemas.microsoft.com/office/drawing/2015/10/21/chartex" xmlns:cx3="http://schemas.microsoft.com/office/drawing/2016/5/9/chartex" xmlns:cx4="http://schemas.microsoft.com/office/drawing/2016/5/10/chartex" xmlns:cx5="http://schemas.microsoft.com/office/drawing/2016/5/11/chartex" xmlns:cx6="http://schemas.microsoft.com/office/drawing/2016/5/12/chartex" xmlns:cx7="http://schemas.microsoft.com/office/drawing/2016/5/13/chartex" xmlns:cx8="http://schemas.microsoft.com/office/drawing/2016/5/14/chartex" xmlns:mc="http://schemas.openxmlformats.org/markup-compatibility/2006" xmlns:aink="http://schemas.microsoft.com/office/drawing/2016/ink" xmlns:am3d="http://schemas.microsoft.com/office/drawing/2017/model3d" xmlns:o="urn:schemas-microsoft-com:office:office" xmlns:oel="http://schemas.microsoft.com/office/2019/extlst" xmlns:r="http://schemas.openxmlformats.org/officeDocument/2006/relationships" xmlns:m="http://schemas.openxmlformats.org/officeDocument/2006/math" xmlns:v="urn:schemas-microsoft-com:vml" xmlns:wp14="http://schemas.microsoft.com/office/word/2010/wordprocessingDrawing" xmlns:wp="http://schemas.openxmlformats.org/drawingml/2006/wordprocessingDrawing" xmlns:w10="urn:schemas-microsoft-com:office:word" xmlns:w="http://schemas.openxmlformats.org/wordprocessingml/2006/main" xmlns:w14="http://schemas.microsoft.com/office/word/2010/wordml" xmlns:w15="http://schemas.microsoft.com/office/word/2012/wordml" xmlns:w16cex="http://schemas.microsoft.com/office/word/2018/wordml/cex" xmlns:w16cid="http://schemas.microsoft.com/office/word/2016/wordml/cid" xmlns:w16="http://schemas.microsoft.com/office/word/2018/wordml" xmlns:w16sdtdh="http://schemas.microsoft.com/office/word/2020/wordml/sdtdatahash" xmlns:w16se="http://schemas.microsoft.com/office/word/2015/wordml/symex" xmlns:wpg="http://schemas.microsoft.com/office/word/2010/wordprocessingGroup" xmlns:wpi="http://schemas.microsoft.com/office/word/2010/wordprocessingInk" xmlns:wne="http://schemas.microsoft.com/office/word/2006/wordml" xmlns:wps="http://schemas.microsoft.com/office/word/2010/wordprocessingShape" mc:Ignorable="w14 w15 w16se w16cid w16 w16cex w16sdtdh wp14">
+<w:numbering xmlns:wpc="http://schemas.microsoft.com/office/word/2010/wordprocessingCanvas" xmlns:cx="http://schemas.microsoft.com/office/drawing/2014/chartex" xmlns:cx1="http://schemas.microsoft.com/office/drawing/2015/9/8/chartex" xmlns:cx2="http://schemas.microsoft.com/office/drawing/2015/10/21/chartex" xmlns:cx3="http://schemas.microsoft.com/office/drawing/2016/5/9/chartex" xmlns:cx4="http://schemas.microsoft.com/office/drawing/2016/5/10/chartex" xmlns:cx5="http://schemas.microsoft.com/office/drawing/2016/5/11/chartex" xmlns:cx6="http://schemas.microsoft.com/office/drawing/2016/5/12/chartex" xmlns:cx7="http://schemas.microsoft.com/office/drawing/2016/5/13/chartex" xmlns:cx8="http://schemas.microsoft.com/office/drawing/2016/5/14/chartex" xmlns:mc="http://schemas.openxmlformats.org/markup-compatibility/2006" xmlns:aink="http://schemas.microsoft.com/office/drawing/2016/ink" xmlns:am3d="http://schemas.microsoft.com/office/drawing/2017/model3d" xmlns:o="urn:schemas-microsoft-com:office:office" xmlns:oel="http://schemas.microsoft.com/office/2019/extlst" xmlns:r="http://schemas.openxmlformats.org/officeDocument/2006/relationships" xmlns:m="http://schemas.openxmlformats.org/officeDocument/2006/math" xmlns:v="urn:schemas-microsoft-com:vml" xmlns:wp14="http://schemas.microsoft.com/office/word/2010/wordprocessingDrawing" xmlns:wp="http://schemas.openxmlformats.org/drawingml/2006/wordprocessingDrawing" xmlns:w10="urn:schemas-microsoft-com:office:word" xmlns:w="http://schemas.openxmlformats.org/wordprocessingml/2006/main" xmlns:w14="http://schemas.microsoft.com/office/word/2010/wordml" xmlns:w15="http://schemas.microsoft.com/office/word/2012/wordml" xmlns:w16cex="http://schemas.microsoft.com/office/word/2018/wordml/cex" xmlns:w16cid="http://schemas.microsoft.com/office/word/2016/wordml/cid" xmlns:w16="http://schemas.microsoft.com/office/word/2018/wordml" xmlns:w16du="http://schemas.microsoft.com/office/word/2023/wordml/word16du" xmlns:w16sdtdh="http://schemas.microsoft.com/office/word/2020/wordml/sdtdatahash" xmlns:w16sdtfl="http://schemas.microsoft.com/office/word/2024/wordml/sdtformatlock" xmlns:w16se="http://schemas.microsoft.com/office/word/2015/wordml/symex" xmlns:wpg="http://schemas.microsoft.com/office/word/2010/wordprocessingGroup" xmlns:wpi="http://schemas.microsoft.com/office/word/2010/wordprocessingInk" xmlns:wne="http://schemas.microsoft.com/office/word/2006/wordml" xmlns:wps="http://schemas.microsoft.com/office/word/2010/wordprocessingShape" mc:Ignorable="w14 w15 w16se w16cid w16 w16cex w16sdtdh w16sdtfl w16du wp14">
   <w:abstractNum w:abstractNumId="0" w15:restartNumberingAfterBreak="0">
     <w:nsid w:val="35CC1F05"/>
     <w:multiLevelType w:val="hybridMultilevel"/>
@@ -1385,14 +2135,14 @@
       </w:rPr>
     </w:lvl>
   </w:abstractNum>
-  <w:num w:numId="1">
+  <w:num w:numId="1" w16cid:durableId="219440955">
     <w:abstractNumId w:val="0"/>
   </w:num>
 </w:numbering>
 </file>
 
 <file path=word/styles.xml><?xml version="1.0" encoding="utf-8"?>
-<w:styles xmlns:mc="http://schemas.openxmlformats.org/markup-compatibility/2006" xmlns:r="http://schemas.openxmlformats.org/officeDocument/2006/relationships" xmlns:w="http://schemas.openxmlformats.org/wordprocessingml/2006/main" xmlns:w14="http://schemas.microsoft.com/office/word/2010/wordml" xmlns:w15="http://schemas.microsoft.com/office/word/2012/wordml" xmlns:w16cex="http://schemas.microsoft.com/office/word/2018/wordml/cex" xmlns:w16cid="http://schemas.microsoft.com/office/word/2016/wordml/cid" xmlns:w16="http://schemas.microsoft.com/office/word/2018/wordml" xmlns:w16sdtdh="http://schemas.microsoft.com/office/word/2020/wordml/sdtdatahash" xmlns:w16se="http://schemas.microsoft.com/office/word/2015/wordml/symex" mc:Ignorable="w14 w15 w16se w16cid w16 w16cex w16sdtdh">
+<w:styles xmlns:mc="http://schemas.openxmlformats.org/markup-compatibility/2006" xmlns:r="http://schemas.openxmlformats.org/officeDocument/2006/relationships" xmlns:w="http://schemas.openxmlformats.org/wordprocessingml/2006/main" xmlns:w14="http://schemas.microsoft.com/office/word/2010/wordml" xmlns:w15="http://schemas.microsoft.com/office/word/2012/wordml" xmlns:w16cex="http://schemas.microsoft.com/office/word/2018/wordml/cex" xmlns:w16cid="http://schemas.microsoft.com/office/word/2016/wordml/cid" xmlns:w16="http://schemas.microsoft.com/office/word/2018/wordml" xmlns:w16du="http://schemas.microsoft.com/office/word/2023/wordml/word16du" xmlns:w16sdtdh="http://schemas.microsoft.com/office/word/2020/wordml/sdtdatahash" xmlns:w16sdtfl="http://schemas.microsoft.com/office/word/2024/wordml/sdtformatlock" xmlns:w16se="http://schemas.microsoft.com/office/word/2015/wordml/symex" mc:Ignorable="w14 w15 w16se w16cid w16 w16cex w16sdtdh w16sdtfl w16du">
   <w:docDefaults>
     <w:rPrDefault>
       <w:rPr>

--- a/مبانی داده کاوی علیخانی/مبانی داده کاوی علیخانی جزوه دست نویس امیرمحمد خالقی فرید.docx
+++ b/مبانی داده کاوی علیخانی/مبانی داده کاوی علیخانی جزوه دست نویس امیرمحمد خالقی فرید.docx
@@ -1716,12 +1716,132 @@
     </w:p>
     <w:p>
       <w:pPr>
+        <w:pStyle w:val="Heading2"/>
+        <w:rPr>
+          <w:rtl/>
+          <w:lang w:bidi="fa-IR"/>
+        </w:rPr>
+      </w:pPr>
+      <w:proofErr w:type="spellStart"/>
+      <w:r>
+        <w:rPr>
+          <w:lang w:bidi="fa-IR"/>
+        </w:rPr>
+        <w:t>Gain_ratio</w:t>
+      </w:r>
+      <w:proofErr w:type="spellEnd"/>
+    </w:p>
+    <w:p>
+      <w:pPr>
         <w:rPr>
           <w:rFonts w:cs="Arial"/>
           <w:rtl/>
           <w:lang w:bidi="fa-IR"/>
         </w:rPr>
       </w:pPr>
+      <w:r>
+        <w:rPr>
+          <w:rFonts w:hint="cs"/>
+          <w:rtl/>
+          <w:lang w:bidi="fa-IR"/>
+        </w:rPr>
+        <w:t>بجای اینکه فقط یکنواختی رو چک کنه میاد ببینه داده ها شاخشون تکی نباشه(</w:t>
+      </w:r>
+      <w:r>
+        <w:rPr>
+          <w:rFonts w:cs="Arial" w:hint="cs"/>
+          <w:rtl/>
+          <w:lang w:bidi="fa-IR"/>
+        </w:rPr>
+        <w:t>این نباشه که گروه ها هر کدوم تک عضوی باشن و صرفا بخاطر این یک نواختی و "مشابه بودن مقادیرشون" بالا رفته باشه)</w:t>
+      </w:r>
+      <w:r>
+        <w:rPr>
+          <w:rFonts w:hint="cs"/>
+          <w:rtl/>
+          <w:lang w:bidi="fa-IR"/>
+        </w:rPr>
+        <w:t xml:space="preserve"> و اگر </w:t>
+      </w:r>
+      <w:r>
+        <w:rPr>
+          <w:rFonts w:cs="Arial" w:hint="cs"/>
+          <w:rtl/>
+          <w:lang w:bidi="fa-IR"/>
+        </w:rPr>
+        <w:t>اینطور بود</w:t>
+      </w:r>
+      <w:r>
+        <w:rPr>
+          <w:rFonts w:hint="cs"/>
+          <w:rtl/>
+          <w:lang w:bidi="fa-IR"/>
+        </w:rPr>
+        <w:t xml:space="preserve"> </w:t>
+      </w:r>
+      <w:r>
+        <w:rPr>
+          <w:lang w:bidi="fa-IR"/>
+        </w:rPr>
+        <w:t>information Gain</w:t>
+      </w:r>
+      <w:r>
+        <w:rPr>
+          <w:rFonts w:hint="cs"/>
+          <w:rtl/>
+          <w:lang w:bidi="fa-IR"/>
+        </w:rPr>
+        <w:t xml:space="preserve"> شون رو کم کنه تا داده های تک شاخه بیوفتن </w:t>
+      </w:r>
+      <w:r>
+        <w:rPr>
+          <w:rFonts w:cs="Arial" w:hint="cs"/>
+          <w:rtl/>
+          <w:lang w:bidi="fa-IR"/>
+        </w:rPr>
+        <w:t>تو اولویت کمتر.</w:t>
+      </w:r>
+      <w:r>
+        <w:rPr>
+          <w:rFonts w:hint="cs"/>
+          <w:rtl/>
+          <w:lang w:bidi="fa-IR"/>
+        </w:rPr>
+        <w:t>(</w:t>
+      </w:r>
+      <w:r>
+        <w:rPr>
+          <w:rFonts w:cs="Arial" w:hint="cs"/>
+          <w:rtl/>
+          <w:lang w:bidi="fa-IR"/>
+        </w:rPr>
+        <w:t>در نتیجه</w:t>
+      </w:r>
+      <w:r>
+        <w:rPr>
+          <w:rFonts w:hint="cs"/>
+          <w:rtl/>
+          <w:lang w:bidi="fa-IR"/>
+        </w:rPr>
+        <w:t xml:space="preserve"> شروط و خصوصیاتی که خیلی جزئی هستند اینطوری میوفتن آخر </w:t>
+      </w:r>
+      <w:r>
+        <w:rPr>
+          <w:rFonts w:cs="Arial" w:hint="cs"/>
+          <w:rtl/>
+          <w:lang w:bidi="fa-IR"/>
+        </w:rPr>
+        <w:t>تر و در شکل درخت اونایی که تعداد زیر گره های کمتری دارن بیوفتن پایین مثلا شاخه های تک برگ بیوفتن پایین پایین)</w:t>
+      </w:r>
+    </w:p>
+    <w:p>
+      <w:pPr>
+        <w:rPr>
+          <w:rFonts w:cs="Arial"/>
+          <w:rtl/>
+          <w:lang w:bidi="fa-IR"/>
+        </w:rPr>
+      </w:pPr>
     </w:p>
     <w:p>
       <w:pPr>
@@ -1735,6 +1855,7 @@
         <w:rPr>
           <w:lang w:bidi="fa-IR"/>
         </w:rPr>
+        <w:lastRenderedPageBreak/>
         <w:t>Rule Induction</w:t>
       </w:r>
     </w:p>
@@ -1858,157 +1979,6 @@
           <w:lang w:bidi="fa-IR"/>
         </w:rPr>
         <w:br w:type="page"/>
-      </w:r>
-    </w:p>
-    <w:p>
-      <w:pPr>
-        <w:pStyle w:val="Heading2"/>
-        <w:rPr>
-          <w:rtl/>
-          <w:lang w:bidi="fa-IR"/>
-        </w:rPr>
-      </w:pPr>
-      <w:r>
-        <w:rPr>
-          <w:lang w:bidi="fa-IR"/>
-        </w:rPr>
-        <w:lastRenderedPageBreak/>
-        <w:t>Gain_ratio</w:t>
-      </w:r>
-    </w:p>
-    <w:p>
-      <w:pPr>
-        <w:rPr>
-          <w:rFonts w:cs="Arial"/>
-          <w:rtl/>
-          <w:lang w:bidi="fa-IR"/>
-        </w:rPr>
-      </w:pPr>
-      <w:r>
-        <w:rPr>
-          <w:rFonts w:hint="cs"/>
-          <w:rtl/>
-          <w:lang w:bidi="fa-IR"/>
-        </w:rPr>
-        <w:t>بجای اینکه فقط یکنواختی رو چک کنه میاد ببینه داده ها شاخشون تکی نباشه</w:t>
-      </w:r>
-      <w:r>
-        <w:rPr>
-          <w:rFonts w:hint="cs"/>
-          <w:rtl/>
-          <w:lang w:bidi="fa-IR"/>
-        </w:rPr>
-        <w:t>(</w:t>
-      </w:r>
-      <w:r>
-        <w:rPr>
-          <w:rFonts w:cs="Arial" w:hint="cs"/>
-          <w:rtl/>
-          <w:lang w:bidi="fa-IR"/>
-        </w:rPr>
-        <w:t>این نباشه که گروه ها هر کدوم تک عضوی باشن و صرفا بخاطر این یک نواختی و "مشابه بودن مقادیرشون" بالا رفته باشه)</w:t>
-      </w:r>
-      <w:r>
-        <w:rPr>
-          <w:rFonts w:hint="cs"/>
-          <w:rtl/>
-          <w:lang w:bidi="fa-IR"/>
-        </w:rPr>
-        <w:t xml:space="preserve"> و اگر </w:t>
-      </w:r>
-      <w:r>
-        <w:rPr>
-          <w:rFonts w:cs="Arial" w:hint="cs"/>
-          <w:rtl/>
-          <w:lang w:bidi="fa-IR"/>
-        </w:rPr>
-        <w:t>اینطور بود</w:t>
-      </w:r>
-      <w:r>
-        <w:rPr>
-          <w:rFonts w:hint="cs"/>
-          <w:rtl/>
-          <w:lang w:bidi="fa-IR"/>
-        </w:rPr>
-        <w:t xml:space="preserve"> </w:t>
-      </w:r>
-      <w:r>
-        <w:rPr>
-          <w:lang w:bidi="fa-IR"/>
-        </w:rPr>
-        <w:t>information Gain</w:t>
-      </w:r>
-      <w:r>
-        <w:rPr>
-          <w:rFonts w:hint="cs"/>
-          <w:rtl/>
-          <w:lang w:bidi="fa-IR"/>
-        </w:rPr>
-        <w:t xml:space="preserve"> شون رو کم کنه تا داده های تک شاخه بیوفتن </w:t>
-      </w:r>
-      <w:r>
-        <w:rPr>
-          <w:rFonts w:cs="Arial" w:hint="cs"/>
-          <w:rtl/>
-          <w:lang w:bidi="fa-IR"/>
-        </w:rPr>
-        <w:t>تو اولویت کمتر</w:t>
-      </w:r>
-      <w:r>
-        <w:rPr>
-          <w:rFonts w:cs="Arial" w:hint="cs"/>
-          <w:rtl/>
-          <w:lang w:bidi="fa-IR"/>
-        </w:rPr>
-        <w:t>.</w:t>
-      </w:r>
-      <w:r>
-        <w:rPr>
-          <w:rFonts w:hint="cs"/>
-          <w:rtl/>
-          <w:lang w:bidi="fa-IR"/>
-        </w:rPr>
-        <w:t>(</w:t>
-      </w:r>
-      <w:r>
-        <w:rPr>
-          <w:rFonts w:cs="Arial" w:hint="cs"/>
-          <w:rtl/>
-          <w:lang w:bidi="fa-IR"/>
-        </w:rPr>
-        <w:t>در نتیجه</w:t>
-      </w:r>
-      <w:r>
-        <w:rPr>
-          <w:rFonts w:hint="cs"/>
-          <w:rtl/>
-          <w:lang w:bidi="fa-IR"/>
-        </w:rPr>
-        <w:t xml:space="preserve"> شروط و خصوصیاتی که خیلی جزئی هستند اینطوری میوفتن آخر</w:t>
-      </w:r>
-      <w:r>
-        <w:rPr>
-          <w:rFonts w:hint="cs"/>
-          <w:rtl/>
-          <w:lang w:bidi="fa-IR"/>
-        </w:rPr>
-        <w:t xml:space="preserve"> </w:t>
-      </w:r>
-      <w:r>
-        <w:rPr>
-          <w:rFonts w:cs="Arial" w:hint="cs"/>
-          <w:rtl/>
-          <w:lang w:bidi="fa-IR"/>
-        </w:rPr>
-        <w:t xml:space="preserve">تر و در شکل درخت اونایی که تعداد زیر گره های کمتری دارن بیوفتن پایین مثلا شاخه های تک برگ بیوفتن </w:t>
-      </w:r>
-      <w:r>
-        <w:rPr>
-          <w:rFonts w:cs="Arial" w:hint="cs"/>
-          <w:rtl/>
-          <w:lang w:bidi="fa-IR"/>
-        </w:rPr>
-        <w:t>پایین پایین)</w:t>
       </w:r>
     </w:p>
     <w:sectPr>
